--- a/Documentação/Telas/Tela de calculadora flex.docx
+++ b/Documentação/Telas/Tela de calculadora flex.docx
@@ -8,70 +8,77 @@
         <w:bidi w:val="0"/>
         <w:spacing w:lineRule="auto" w:line="276" w:before="0" w:after="140"/>
         <w:jc w:val="start"/>
-        <w:rPr/>
-      </w:pPr>
-      <w:r>
-        <w:rPr/>
-        <w:t>Detalhamento de Tela: Calculadora Flex (Decisão no Posto)</w:t>
-      </w:r>
-    </w:p>
-    <w:p>
-      <w:pPr>
-        <w:pStyle w:val="BodyText"/>
-        <w:bidi w:val="0"/>
-        <w:jc w:val="start"/>
-        <w:rPr/>
-      </w:pPr>
-      <w:r>
-        <w:rPr/>
-        <w:t xml:space="preserve">A </w:t>
-      </w:r>
-      <w:r>
-        <w:rPr>
-          <w:rStyle w:val="Strong"/>
-        </w:rPr>
-        <w:t>Calculadora Flex</w:t>
-      </w:r>
-      <w:r>
-        <w:rPr/>
-        <w:t xml:space="preserve"> é uma ferramenta utilitária projetada para resolver uma dúvida comum do motoboy no momento do abastecimento: qual combustível compensa mais financeiramente. A interface é simplificada para permitir a decisão em poucos segundos, sem necessidade de cálculos manuais.</w:t>
+        <w:rPr>
+          <w:sz w:val="24"/>
+          <w:szCs w:val="24"/>
+        </w:rPr>
+      </w:pPr>
+      <w:r>
+        <w:rPr>
+          <w:sz w:val="24"/>
+          <w:szCs w:val="24"/>
+        </w:rPr>
+        <w:t xml:space="preserve">⛽ </w:t>
+      </w:r>
+      <w:r>
+        <w:rPr>
+          <w:sz w:val="24"/>
+          <w:szCs w:val="24"/>
+        </w:rPr>
+        <w:t>Detalhamento de Tela: Calculadora Flex (Etanol vs Gasolina)</w:t>
+      </w:r>
+    </w:p>
+    <w:p>
+      <w:pPr>
+        <w:pStyle w:val="BodyText"/>
+        <w:rPr/>
+      </w:pPr>
+      <w:r>
+        <w:rPr/>
+        <w:t>A Calculadora Flex é uma ferramenta de suporte à decisão rápida no posto de combustível. Ela utiliza parâmetros atualizados para a realidade dos combustíveis no Brasil (Gasolina E30) e a eficiência de motores modernos.</w:t>
       </w:r>
     </w:p>
     <w:p>
       <w:pPr>
         <w:pStyle w:val="Heading2"/>
-        <w:bidi w:val="0"/>
         <w:spacing w:lineRule="auto" w:line="276" w:before="0" w:after="140"/>
-        <w:jc w:val="start"/>
-        <w:rPr/>
-      </w:pPr>
-      <w:r>
-        <w:rPr/>
+        <w:rPr>
+          <w:sz w:val="24"/>
+          <w:szCs w:val="24"/>
+        </w:rPr>
+      </w:pPr>
+      <w:r>
+        <w:rPr>
+          <w:sz w:val="24"/>
+          <w:szCs w:val="24"/>
+        </w:rPr>
         <w:t>1. Interface e Layout (UI/UX)</w:t>
       </w:r>
     </w:p>
     <w:p>
       <w:pPr>
         <w:pStyle w:val="BodyText"/>
-        <w:bidi w:val="0"/>
-        <w:jc w:val="start"/>
-        <w:rPr/>
-      </w:pPr>
-      <w:r>
-        <w:rPr/>
-        <w:t>O design foca na clareza do veredito ("Álcool" ou "Gasolina") através de cores e tipografia de grande escala.</w:t>
+        <w:rPr/>
+      </w:pPr>
+      <w:r>
+        <w:rPr/>
+        <w:t>O design foca em entradas numéricas grandes e um resultado visual imediato, permitindo o uso rápido durante o abastecimento.</w:t>
       </w:r>
     </w:p>
     <w:p>
       <w:pPr>
         <w:pStyle w:val="Heading3"/>
-        <w:bidi w:val="0"/>
         <w:spacing w:lineRule="auto" w:line="276" w:before="0" w:after="140"/>
-        <w:jc w:val="start"/>
-        <w:rPr/>
-      </w:pPr>
-      <w:r>
-        <w:rPr/>
+        <w:rPr>
+          <w:sz w:val="24"/>
+          <w:szCs w:val="24"/>
+        </w:rPr>
+      </w:pPr>
+      <w:r>
+        <w:rPr>
+          <w:sz w:val="24"/>
+          <w:szCs w:val="24"/>
+        </w:rPr>
         <w:t>1.1. Estrutura Visual</w:t>
       </w:r>
     </w:p>
@@ -84,18 +91,16 @@
         </w:numPr>
         <w:tabs>
           <w:tab w:val="clear" w:pos="709"/>
-          <w:tab w:val="left" w:pos="709" w:leader="none"/>
-        </w:tabs>
-        <w:bidi w:val="0"/>
+          <w:tab w:val="left" w:pos="0" w:leader="none"/>
+        </w:tabs>
         <w:ind w:hanging="283" w:start="709"/>
-        <w:jc w:val="start"/>
-        <w:rPr/>
-      </w:pPr>
-      <w:r>
-        <w:rPr>
-          <w:rStyle w:val="Strong"/>
-        </w:rPr>
-        <w:t>Painel de Entrada:</w:t>
+        <w:rPr/>
+      </w:pPr>
+      <w:r>
+        <w:rPr>
+          <w:rStyle w:val="Strong"/>
+        </w:rPr>
+        <w:t>Cabeçalho Dinâmico:</w:t>
       </w:r>
     </w:p>
     <w:p>
@@ -107,70 +112,70 @@
         </w:numPr>
         <w:tabs>
           <w:tab w:val="clear" w:pos="709"/>
-          <w:tab w:val="left" w:pos="1418" w:leader="none"/>
-        </w:tabs>
-        <w:bidi w:val="0"/>
+          <w:tab w:val="left" w:pos="0" w:leader="none"/>
+        </w:tabs>
         <w:ind w:hanging="283" w:start="1418"/>
-        <w:jc w:val="start"/>
-        <w:rPr/>
-      </w:pPr>
-      <w:r>
-        <w:rPr/>
-        <w:t>Dois campos de input grandes e destacados:</w:t>
-      </w:r>
-    </w:p>
-    <w:p>
-      <w:pPr>
-        <w:pStyle w:val="BodyText"/>
-        <w:numPr>
-          <w:ilvl w:val="2"/>
+        <w:rPr/>
+      </w:pPr>
+      <w:r>
+        <w:rPr>
+          <w:rStyle w:val="Strong"/>
+        </w:rPr>
+        <w:t>Botão Voltar:</w:t>
+      </w:r>
+      <w:r>
+        <w:rPr/>
+        <w:t xml:space="preserve"> Retorna ao Dashboard.</w:t>
+      </w:r>
+    </w:p>
+    <w:p>
+      <w:pPr>
+        <w:pStyle w:val="BodyText"/>
+        <w:numPr>
+          <w:ilvl w:val="1"/>
           <w:numId w:val="1"/>
         </w:numPr>
         <w:tabs>
           <w:tab w:val="clear" w:pos="709"/>
-          <w:tab w:val="left" w:pos="2127" w:leader="none"/>
-        </w:tabs>
-        <w:bidi w:val="0"/>
-        <w:ind w:hanging="283" w:start="2127"/>
-        <w:jc w:val="start"/>
-        <w:rPr/>
-      </w:pPr>
-      <w:r>
-        <w:rPr>
-          <w:rStyle w:val="Strong"/>
-        </w:rPr>
-        <w:t>Preço do Álcool (R$)</w:t>
-      </w:r>
-      <w:r>
-        <w:rPr/>
-        <w:t>.</w:t>
-      </w:r>
-    </w:p>
-    <w:p>
-      <w:pPr>
-        <w:pStyle w:val="BodyText"/>
-        <w:numPr>
-          <w:ilvl w:val="2"/>
+          <w:tab w:val="left" w:pos="0" w:leader="none"/>
+        </w:tabs>
+        <w:ind w:hanging="283" w:start="1418"/>
+        <w:rPr/>
+      </w:pPr>
+      <w:r>
+        <w:rPr>
+          <w:rStyle w:val="Strong"/>
+        </w:rPr>
+        <w:t>Título:</w:t>
+      </w:r>
+      <w:r>
+        <w:rPr/>
+        <w:t xml:space="preserve"> "Calculadora Flex".</w:t>
+      </w:r>
+    </w:p>
+    <w:p>
+      <w:pPr>
+        <w:pStyle w:val="BodyText"/>
+        <w:numPr>
+          <w:ilvl w:val="1"/>
           <w:numId w:val="1"/>
         </w:numPr>
         <w:tabs>
           <w:tab w:val="clear" w:pos="709"/>
-          <w:tab w:val="left" w:pos="2127" w:leader="none"/>
-        </w:tabs>
-        <w:bidi w:val="0"/>
-        <w:ind w:hanging="283" w:start="2127"/>
-        <w:jc w:val="start"/>
-        <w:rPr/>
-      </w:pPr>
-      <w:r>
-        <w:rPr>
-          <w:rStyle w:val="Strong"/>
-        </w:rPr>
-        <w:t>Preço da Gasolina (R$)</w:t>
-      </w:r>
-      <w:r>
-        <w:rPr/>
-        <w:t>.</w:t>
+          <w:tab w:val="left" w:pos="0" w:leader="none"/>
+        </w:tabs>
+        <w:ind w:hanging="283" w:start="1418"/>
+        <w:rPr/>
+      </w:pPr>
+      <w:r>
+        <w:rPr>
+          <w:rStyle w:val="Strong"/>
+        </w:rPr>
+        <w:t>Ícone de Ajuda (?):</w:t>
+      </w:r>
+      <w:r>
+        <w:rPr/>
+        <w:t xml:space="preserve"> Abre um popup (Modal) com a explicação técnica completa sobre a mudança da regra de 70% para 75%.</w:t>
       </w:r>
     </w:p>
     <w:p>
@@ -182,18 +187,16 @@
         </w:numPr>
         <w:tabs>
           <w:tab w:val="clear" w:pos="709"/>
-          <w:tab w:val="left" w:pos="709" w:leader="none"/>
-        </w:tabs>
-        <w:bidi w:val="0"/>
+          <w:tab w:val="left" w:pos="0" w:leader="none"/>
+        </w:tabs>
         <w:ind w:hanging="283" w:start="709"/>
-        <w:jc w:val="start"/>
-        <w:rPr/>
-      </w:pPr>
-      <w:r>
-        <w:rPr>
-          <w:rStyle w:val="Strong"/>
-        </w:rPr>
-        <w:t>Painel de Resultado (Destaque Central):</w:t>
+        <w:rPr/>
+      </w:pPr>
+      <w:r>
+        <w:rPr>
+          <w:rStyle w:val="Strong"/>
+        </w:rPr>
+        <w:t>Campos de Entrada (Inputs):</w:t>
       </w:r>
     </w:p>
     <w:p>
@@ -205,16 +208,20 @@
         </w:numPr>
         <w:tabs>
           <w:tab w:val="clear" w:pos="709"/>
-          <w:tab w:val="left" w:pos="1418" w:leader="none"/>
-        </w:tabs>
-        <w:bidi w:val="0"/>
+          <w:tab w:val="left" w:pos="0" w:leader="none"/>
+        </w:tabs>
         <w:ind w:hanging="283" w:start="1418"/>
-        <w:jc w:val="start"/>
-        <w:rPr/>
-      </w:pPr>
-      <w:r>
-        <w:rPr/>
-        <w:t>Uma área que ocupa cerca de 40% da tela para exibir o veredito.</w:t>
+        <w:rPr/>
+      </w:pPr>
+      <w:r>
+        <w:rPr>
+          <w:rStyle w:val="Strong"/>
+        </w:rPr>
+        <w:t>Preço Etanol (R$):</w:t>
+      </w:r>
+      <w:r>
+        <w:rPr/>
+        <w:t xml:space="preserve"> Foco inicial, teclado numérico.</w:t>
       </w:r>
     </w:p>
     <w:p>
@@ -226,36 +233,20 @@
         </w:numPr>
         <w:tabs>
           <w:tab w:val="clear" w:pos="709"/>
-          <w:tab w:val="left" w:pos="1418" w:leader="none"/>
-        </w:tabs>
-        <w:bidi w:val="0"/>
+          <w:tab w:val="left" w:pos="0" w:leader="none"/>
+        </w:tabs>
         <w:ind w:hanging="283" w:start="1418"/>
-        <w:jc w:val="start"/>
-        <w:rPr/>
-      </w:pPr>
-      <w:r>
-        <w:rPr/>
-        <w:t xml:space="preserve">Texto em caixa alta e negrito: </w:t>
-      </w:r>
-      <w:r>
-        <w:rPr>
-          <w:rStyle w:val="Strong"/>
-        </w:rPr>
-        <w:t>"ABASTEÇA COM ÁLCOOL"</w:t>
-      </w:r>
-      <w:r>
-        <w:rPr/>
-        <w:t xml:space="preserve"> ou </w:t>
-      </w:r>
-      <w:r>
-        <w:rPr>
-          <w:rStyle w:val="Strong"/>
-        </w:rPr>
-        <w:t>"GASOLINA É MELHOR"</w:t>
-      </w:r>
-      <w:r>
-        <w:rPr/>
-        <w:t>.</w:t>
+        <w:rPr/>
+      </w:pPr>
+      <w:r>
+        <w:rPr>
+          <w:rStyle w:val="Strong"/>
+        </w:rPr>
+        <w:t>Preço Gasolina (R$):</w:t>
+      </w:r>
+      <w:r>
+        <w:rPr/>
+        <w:t xml:space="preserve"> Teclado numérico.</w:t>
       </w:r>
     </w:p>
     <w:p>
@@ -267,18 +258,16 @@
         </w:numPr>
         <w:tabs>
           <w:tab w:val="clear" w:pos="709"/>
-          <w:tab w:val="left" w:pos="709" w:leader="none"/>
-        </w:tabs>
-        <w:bidi w:val="0"/>
+          <w:tab w:val="left" w:pos="0" w:leader="none"/>
+        </w:tabs>
         <w:ind w:hanging="283" w:start="709"/>
-        <w:jc w:val="start"/>
-        <w:rPr/>
-      </w:pPr>
-      <w:r>
-        <w:rPr>
-          <w:rStyle w:val="Strong"/>
-        </w:rPr>
-        <w:t>Feedback Visual de Fundo:</w:t>
+        <w:rPr/>
+      </w:pPr>
+      <w:r>
+        <w:rPr>
+          <w:rStyle w:val="Strong"/>
+        </w:rPr>
+        <w:t>Painel de Resultado:</w:t>
       </w:r>
     </w:p>
     <w:p>
@@ -290,70 +279,33 @@
         </w:numPr>
         <w:tabs>
           <w:tab w:val="clear" w:pos="709"/>
-          <w:tab w:val="left" w:pos="1418" w:leader="none"/>
-        </w:tabs>
-        <w:bidi w:val="0"/>
+          <w:tab w:val="left" w:pos="0" w:leader="none"/>
+        </w:tabs>
         <w:ind w:hanging="283" w:start="1418"/>
-        <w:jc w:val="start"/>
-        <w:rPr/>
-      </w:pPr>
-      <w:r>
-        <w:rPr/>
-        <w:t>A cor de fundo do painel de resultado (ou da tela toda) deve mudar conforme a decisão:</w:t>
-      </w:r>
-    </w:p>
-    <w:p>
-      <w:pPr>
-        <w:pStyle w:val="BodyText"/>
-        <w:numPr>
-          <w:ilvl w:val="2"/>
+        <w:rPr/>
+      </w:pPr>
+      <w:r>
+        <w:rPr/>
+        <w:t>Exibe o combustível vencedor com destaque em Verde Esmeralda.</w:t>
+      </w:r>
+    </w:p>
+    <w:p>
+      <w:pPr>
+        <w:pStyle w:val="BodyText"/>
+        <w:numPr>
+          <w:ilvl w:val="1"/>
           <w:numId w:val="1"/>
         </w:numPr>
         <w:tabs>
           <w:tab w:val="clear" w:pos="709"/>
-          <w:tab w:val="left" w:pos="2127" w:leader="none"/>
-        </w:tabs>
-        <w:bidi w:val="0"/>
-        <w:ind w:hanging="283" w:start="2127"/>
-        <w:jc w:val="start"/>
-        <w:rPr/>
-      </w:pPr>
-      <w:r>
-        <w:rPr>
-          <w:rStyle w:val="Strong"/>
-        </w:rPr>
-        <w:t>Verde/Dourado:</w:t>
-      </w:r>
-      <w:r>
-        <w:rPr/>
-        <w:t xml:space="preserve"> Quando o Álcool compensa.</w:t>
-      </w:r>
-    </w:p>
-    <w:p>
-      <w:pPr>
-        <w:pStyle w:val="BodyText"/>
-        <w:numPr>
-          <w:ilvl w:val="2"/>
-          <w:numId w:val="1"/>
-        </w:numPr>
-        <w:tabs>
-          <w:tab w:val="clear" w:pos="709"/>
-          <w:tab w:val="left" w:pos="2127" w:leader="none"/>
-        </w:tabs>
-        <w:bidi w:val="0"/>
-        <w:ind w:hanging="283" w:start="2127"/>
-        <w:jc w:val="start"/>
-        <w:rPr/>
-      </w:pPr>
-      <w:r>
-        <w:rPr>
-          <w:rStyle w:val="Strong"/>
-        </w:rPr>
-        <w:t>Azul/Cinza Escuro:</w:t>
-      </w:r>
-      <w:r>
-        <w:rPr/>
-        <w:t xml:space="preserve"> Quando a Gasolina compensa.</w:t>
+          <w:tab w:val="left" w:pos="0" w:leader="none"/>
+        </w:tabs>
+        <w:ind w:hanging="283" w:start="1418"/>
+        <w:rPr/>
+      </w:pPr>
+      <w:r>
+        <w:rPr/>
+        <w:t>Mostra a porcentagem de paridade atual entre os dois preços.</w:t>
       </w:r>
     </w:p>
     <w:p>
@@ -365,18 +317,16 @@
         </w:numPr>
         <w:tabs>
           <w:tab w:val="clear" w:pos="709"/>
-          <w:tab w:val="left" w:pos="709" w:leader="none"/>
-        </w:tabs>
-        <w:bidi w:val="0"/>
+          <w:tab w:val="left" w:pos="0" w:leader="none"/>
+        </w:tabs>
         <w:ind w:hanging="283" w:start="709"/>
-        <w:jc w:val="start"/>
-        <w:rPr/>
-      </w:pPr>
-      <w:r>
-        <w:rPr>
-          <w:rStyle w:val="Strong"/>
-        </w:rPr>
-        <w:t>Rodapé:</w:t>
+        <w:rPr/>
+      </w:pPr>
+      <w:r>
+        <w:rPr>
+          <w:rStyle w:val="Strong"/>
+        </w:rPr>
+        <w:t>Seção "Como a conta é feita":</w:t>
       </w:r>
     </w:p>
     <w:p>
@@ -388,54 +338,90 @@
         </w:numPr>
         <w:tabs>
           <w:tab w:val="clear" w:pos="709"/>
-          <w:tab w:val="left" w:pos="1418" w:leader="none"/>
-        </w:tabs>
-        <w:bidi w:val="0"/>
+          <w:tab w:val="left" w:pos="0" w:leader="none"/>
+        </w:tabs>
         <w:ind w:hanging="283" w:start="1418"/>
-        <w:jc w:val="start"/>
-        <w:rPr/>
-      </w:pPr>
-      <w:r>
-        <w:rPr/>
-        <w:t>Um pequeno texto explicativo: "O álcool compensa se custar até 70% do preço da gasolina".</w:t>
+        <w:rPr/>
+      </w:pPr>
+      <w:r>
+        <w:rPr/>
+        <w:t xml:space="preserve">Um bloco de texto fixo abaixo da calculadora explicando a fórmula matemática simplificada: </w:t>
+      </w:r>
+      <w:r>
+        <w:rPr>
+          <w:rStyle w:val="Cdigo-fonte"/>
+        </w:rPr>
+        <w:t>Preço da Gasolina × 0,75</w:t>
+      </w:r>
+      <w:r>
+        <w:rPr/>
+        <w:t>.</w:t>
       </w:r>
     </w:p>
     <w:p>
       <w:pPr>
         <w:pStyle w:val="Heading2"/>
-        <w:bidi w:val="0"/>
         <w:spacing w:lineRule="auto" w:line="276" w:before="0" w:after="140"/>
-        <w:jc w:val="start"/>
-        <w:rPr/>
-      </w:pPr>
-      <w:r>
-        <w:rPr/>
+        <w:rPr>
+          <w:sz w:val="24"/>
+          <w:szCs w:val="24"/>
+        </w:rPr>
+      </w:pPr>
+      <w:r>
+        <w:rPr>
+          <w:sz w:val="24"/>
+          <w:szCs w:val="24"/>
+        </w:rPr>
         <w:t>2. Regras de Negócio e Lógica</w:t>
       </w:r>
     </w:p>
     <w:p>
       <w:pPr>
-        <w:pStyle w:val="BodyText"/>
-        <w:bidi w:val="0"/>
-        <w:jc w:val="start"/>
-        <w:rPr/>
-      </w:pPr>
-      <w:r>
-        <w:rPr/>
-        <w:t>A lógica de decisão é baseada na eficiência energética média dos motores flex.</w:t>
-      </w:r>
-    </w:p>
-    <w:p>
-      <w:pPr>
         <w:pStyle w:val="Heading3"/>
-        <w:bidi w:val="0"/>
         <w:spacing w:lineRule="auto" w:line="276" w:before="0" w:after="140"/>
-        <w:jc w:val="start"/>
-        <w:rPr/>
-      </w:pPr>
-      <w:r>
-        <w:rPr/>
-        <w:t>2.1. Lógica de Cálculo</w:t>
+        <w:rPr>
+          <w:sz w:val="24"/>
+          <w:szCs w:val="24"/>
+        </w:rPr>
+      </w:pPr>
+      <w:r>
+        <w:rPr>
+          <w:sz w:val="24"/>
+          <w:szCs w:val="24"/>
+        </w:rPr>
+        <w:t>2.1. O Novo Cálculo (Regra dos 75%)</w:t>
+      </w:r>
+    </w:p>
+    <w:p>
+      <w:pPr>
+        <w:pStyle w:val="BodyText"/>
+        <w:rPr/>
+      </w:pPr>
+      <w:r>
+        <w:rPr/>
+        <w:t xml:space="preserve">Diferente da regra antiga de 70%, o ponto de equilíbrio atual é de </w:t>
+      </w:r>
+      <w:r>
+        <w:rPr>
+          <w:rStyle w:val="Strong"/>
+        </w:rPr>
+        <w:t>75%</w:t>
+      </w:r>
+      <w:r>
+        <w:rPr/>
+        <w:t>. Isso ocorre porque a gasolina comum agora possui 30% de etanol (E30), reduzindo sua autonomia e aproximando o rendimento dos dois combustíveis.</w:t>
+      </w:r>
+    </w:p>
+    <w:p>
+      <w:pPr>
+        <w:pStyle w:val="BodyText"/>
+        <w:rPr/>
+      </w:pPr>
+      <w:r>
+        <w:rPr>
+          <w:rStyle w:val="Strong"/>
+        </w:rPr>
+        <w:t>Lógica Matemática:</w:t>
       </w:r>
     </w:p>
     <w:p>
@@ -447,32 +433,16 @@
         </w:numPr>
         <w:tabs>
           <w:tab w:val="clear" w:pos="709"/>
-          <w:tab w:val="left" w:pos="709" w:leader="none"/>
-        </w:tabs>
-        <w:bidi w:val="0"/>
+          <w:tab w:val="left" w:pos="0" w:leader="none"/>
+        </w:tabs>
         <w:ind w:hanging="283" w:start="709"/>
-        <w:jc w:val="start"/>
-        <w:rPr/>
-      </w:pPr>
-      <w:r>
-        <w:rPr>
-          <w:rStyle w:val="Strong"/>
-        </w:rPr>
-        <w:t>Fórmula:</w:t>
-      </w:r>
-      <w:r>
-        <w:rPr/>
-        <w:t xml:space="preserve"> </w:t>
-      </w:r>
+        <w:rPr/>
+      </w:pPr>
       <w:r>
         <w:rPr>
           <w:rStyle w:val="Cdigo-fonte"/>
         </w:rPr>
-        <w:t>Preço do Álcool / Preço da Gasolina</w:t>
-      </w:r>
-      <w:r>
-        <w:rPr/>
-        <w:t>.</w:t>
+        <w:t>Limite = Preço_Gasolina * 0.75</w:t>
       </w:r>
     </w:p>
     <w:p>
@@ -484,96 +454,30 @@
         </w:numPr>
         <w:tabs>
           <w:tab w:val="clear" w:pos="709"/>
-          <w:tab w:val="left" w:pos="709" w:leader="none"/>
-        </w:tabs>
-        <w:bidi w:val="0"/>
+          <w:tab w:val="left" w:pos="0" w:leader="none"/>
+        </w:tabs>
         <w:ind w:hanging="283" w:start="709"/>
-        <w:jc w:val="start"/>
-        <w:rPr/>
-      </w:pPr>
-      <w:r>
-        <w:rPr>
-          <w:rStyle w:val="Strong"/>
-        </w:rPr>
-        <w:t>Veredito:</w:t>
-      </w:r>
-    </w:p>
-    <w:p>
-      <w:pPr>
-        <w:pStyle w:val="BodyText"/>
-        <w:numPr>
-          <w:ilvl w:val="1"/>
-          <w:numId w:val="2"/>
-        </w:numPr>
-        <w:tabs>
-          <w:tab w:val="clear" w:pos="709"/>
-          <w:tab w:val="left" w:pos="1418" w:leader="none"/>
-        </w:tabs>
-        <w:bidi w:val="0"/>
-        <w:ind w:hanging="283" w:start="1418"/>
-        <w:jc w:val="start"/>
-        <w:rPr/>
-      </w:pPr>
-      <w:r>
-        <w:rPr/>
-        <w:t xml:space="preserve">Se o resultado for </w:t>
-      </w:r>
-      <w:r>
-        <w:rPr>
-          <w:rStyle w:val="Strong"/>
-        </w:rPr>
-        <w:t>menor que 0.70</w:t>
-      </w:r>
-      <w:r>
-        <w:rPr/>
-        <w:t xml:space="preserve">, o veredito é </w:t>
-      </w:r>
-      <w:r>
-        <w:rPr>
-          <w:rStyle w:val="Strong"/>
-        </w:rPr>
-        <w:t>Álcool</w:t>
-      </w:r>
-      <w:r>
-        <w:rPr/>
-        <w:t>.</w:t>
-      </w:r>
-    </w:p>
-    <w:p>
-      <w:pPr>
-        <w:pStyle w:val="BodyText"/>
-        <w:numPr>
-          <w:ilvl w:val="1"/>
-          <w:numId w:val="2"/>
-        </w:numPr>
-        <w:tabs>
-          <w:tab w:val="clear" w:pos="709"/>
-          <w:tab w:val="left" w:pos="1418" w:leader="none"/>
-        </w:tabs>
-        <w:bidi w:val="0"/>
-        <w:ind w:hanging="283" w:start="1418"/>
-        <w:jc w:val="start"/>
-        <w:rPr/>
-      </w:pPr>
-      <w:r>
-        <w:rPr/>
-        <w:t xml:space="preserve">Se o resultado for </w:t>
-      </w:r>
-      <w:r>
-        <w:rPr>
-          <w:rStyle w:val="Strong"/>
-        </w:rPr>
-        <w:t>maior ou igual a 0.70</w:t>
-      </w:r>
-      <w:r>
-        <w:rPr/>
-        <w:t xml:space="preserve">, o veredito é </w:t>
-      </w:r>
-      <w:r>
-        <w:rPr>
-          <w:rStyle w:val="Strong"/>
-        </w:rPr>
-        <w:t>Gasolina</w:t>
+        <w:rPr/>
+      </w:pPr>
+      <w:r>
+        <w:rPr/>
+        <w:t xml:space="preserve">Se </w:t>
+      </w:r>
+      <w:r>
+        <w:rPr>
+          <w:rStyle w:val="Cdigo-fonte"/>
+        </w:rPr>
+        <w:t>Preço_Etanol &lt; Limite</w:t>
+      </w:r>
+      <w:r>
+        <w:rPr/>
+        <w:t xml:space="preserve"> ➔ </w:t>
+      </w:r>
+      <w:r>
+        <w:rPr>
+          <w:rStyle w:val="Strong"/>
+        </w:rPr>
+        <w:t>Abasteça com Etanol</w:t>
       </w:r>
       <w:r>
         <w:rPr/>
@@ -589,57 +493,61 @@
         </w:numPr>
         <w:tabs>
           <w:tab w:val="clear" w:pos="709"/>
-          <w:tab w:val="left" w:pos="709" w:leader="none"/>
-        </w:tabs>
-        <w:bidi w:val="0"/>
+          <w:tab w:val="left" w:pos="0" w:leader="none"/>
+        </w:tabs>
         <w:ind w:hanging="283" w:start="709"/>
-        <w:jc w:val="start"/>
-        <w:rPr/>
-      </w:pPr>
-      <w:r>
-        <w:rPr>
-          <w:rStyle w:val="Strong"/>
-        </w:rPr>
-        <w:t>Cálculo de Economia (Opcional):</w:t>
-      </w:r>
-      <w:r>
-        <w:rPr/>
-        <w:t xml:space="preserve"> O app pode mostrar a porcentagem de vantagem (ex: "O Álcool está 12% mais vantajoso agora").</w:t>
-      </w:r>
-    </w:p>
-    <w:p>
-      <w:pPr>
-        <w:pStyle w:val="Heading2"/>
-        <w:bidi w:val="0"/>
+        <w:rPr/>
+      </w:pPr>
+      <w:r>
+        <w:rPr/>
+        <w:t xml:space="preserve">Se </w:t>
+      </w:r>
+      <w:r>
+        <w:rPr>
+          <w:rStyle w:val="Cdigo-fonte"/>
+        </w:rPr>
+        <w:t>Preço_Etanol &gt;= Limite</w:t>
+      </w:r>
+      <w:r>
+        <w:rPr/>
+        <w:t xml:space="preserve"> ➔ </w:t>
+      </w:r>
+      <w:r>
+        <w:rPr>
+          <w:rStyle w:val="Strong"/>
+        </w:rPr>
+        <w:t>Abasteça com Gasolina</w:t>
+      </w:r>
+      <w:r>
+        <w:rPr/>
+        <w:t>.</w:t>
+      </w:r>
+    </w:p>
+    <w:p>
+      <w:pPr>
+        <w:pStyle w:val="Heading3"/>
         <w:spacing w:lineRule="auto" w:line="276" w:before="0" w:after="140"/>
-        <w:jc w:val="start"/>
-        <w:rPr/>
-      </w:pPr>
-      <w:r>
-        <w:rPr/>
-        <w:t>3. Persistência (SQLite)</w:t>
-      </w:r>
-    </w:p>
-    <w:p>
-      <w:pPr>
-        <w:pStyle w:val="BodyText"/>
-        <w:bidi w:val="0"/>
-        <w:jc w:val="start"/>
-        <w:rPr/>
-      </w:pPr>
-      <w:r>
-        <w:rPr/>
-        <w:t xml:space="preserve">Diferente das outras telas, a Calculadora Flex </w:t>
-      </w:r>
-      <w:r>
-        <w:rPr>
-          <w:rStyle w:val="Strong"/>
-        </w:rPr>
-        <w:t>não exige persistência obrigatória</w:t>
-      </w:r>
-      <w:r>
-        <w:rPr/>
-        <w:t xml:space="preserve"> no SQLite para o MVP, funcionando apenas em memória. No entanto, o app pode:</w:t>
+        <w:rPr>
+          <w:sz w:val="24"/>
+          <w:szCs w:val="24"/>
+        </w:rPr>
+      </w:pPr>
+      <w:r>
+        <w:rPr>
+          <w:sz w:val="24"/>
+          <w:szCs w:val="24"/>
+        </w:rPr>
+        <w:t>2.2. O Popup de Explicação Total</w:t>
+      </w:r>
+    </w:p>
+    <w:p>
+      <w:pPr>
+        <w:pStyle w:val="BodyText"/>
+        <w:rPr/>
+      </w:pPr>
+      <w:r>
+        <w:rPr/>
+        <w:t>Deve conter informações sobre:</w:t>
       </w:r>
     </w:p>
     <w:p>
@@ -651,16 +559,20 @@
         </w:numPr>
         <w:tabs>
           <w:tab w:val="clear" w:pos="709"/>
-          <w:tab w:val="left" w:pos="709" w:leader="none"/>
-        </w:tabs>
-        <w:bidi w:val="0"/>
+          <w:tab w:val="left" w:pos="0" w:leader="none"/>
+        </w:tabs>
         <w:ind w:hanging="283" w:start="709"/>
-        <w:jc w:val="start"/>
-        <w:rPr/>
-      </w:pPr>
-      <w:r>
-        <w:rPr/>
-        <w:t>Salvar o último preço de gasolina digitado para facilitar o próximo uso.</w:t>
+        <w:rPr/>
+      </w:pPr>
+      <w:r>
+        <w:rPr>
+          <w:rStyle w:val="Strong"/>
+        </w:rPr>
+        <w:t>Eficiência dos Motores:</w:t>
+      </w:r>
+      <w:r>
+        <w:rPr/>
+        <w:t xml:space="preserve"> Motores modernos gerenciam melhor a queima do etanol.</w:t>
       </w:r>
     </w:p>
     <w:p>
@@ -672,55 +584,62 @@
         </w:numPr>
         <w:tabs>
           <w:tab w:val="clear" w:pos="709"/>
-          <w:tab w:val="left" w:pos="709" w:leader="none"/>
-        </w:tabs>
-        <w:bidi w:val="0"/>
+          <w:tab w:val="left" w:pos="0" w:leader="none"/>
+        </w:tabs>
         <w:ind w:hanging="283" w:start="709"/>
-        <w:jc w:val="start"/>
-        <w:rPr/>
-      </w:pPr>
-      <w:r>
-        <w:rPr>
-          <w:rStyle w:val="Emphasis"/>
-        </w:rPr>
-        <w:t>Tabela (Opcional):</w:t>
-      </w:r>
-      <w:r>
-        <w:rPr/>
-        <w:t xml:space="preserve"> </w:t>
-      </w:r>
-      <w:r>
-        <w:rPr>
-          <w:rStyle w:val="Cdigo-fonte"/>
-        </w:rPr>
-        <w:t>configuracoes_app</w:t>
-      </w:r>
-      <w:r>
-        <w:rPr/>
-        <w:t xml:space="preserve"> campo </w:t>
-      </w:r>
-      <w:r>
-        <w:rPr>
-          <w:rStyle w:val="Cdigo-fonte"/>
-        </w:rPr>
-        <w:t>ultimo_preco_gasolina</w:t>
-      </w:r>
-      <w:r>
-        <w:rPr/>
-        <w:t>.</w:t>
+        <w:rPr/>
+      </w:pPr>
+      <w:r>
+        <w:rPr>
+          <w:rStyle w:val="Strong"/>
+        </w:rPr>
+        <w:t>Gasolina E30:</w:t>
+      </w:r>
+      <w:r>
+        <w:rPr/>
+        <w:t xml:space="preserve"> A alteração na mistura oficial em 2025 que mudou a paridade.</w:t>
+      </w:r>
+    </w:p>
+    <w:p>
+      <w:pPr>
+        <w:pStyle w:val="BodyText"/>
+        <w:numPr>
+          <w:ilvl w:val="0"/>
+          <w:numId w:val="3"/>
+        </w:numPr>
+        <w:tabs>
+          <w:tab w:val="clear" w:pos="709"/>
+          <w:tab w:val="left" w:pos="0" w:leader="none"/>
+        </w:tabs>
+        <w:ind w:hanging="283" w:start="709"/>
+        <w:rPr/>
+      </w:pPr>
+      <w:r>
+        <w:rPr>
+          <w:rStyle w:val="Strong"/>
+        </w:rPr>
+        <w:t>Dica de Precisão:</w:t>
+      </w:r>
+      <w:r>
+        <w:rPr/>
+        <w:t xml:space="preserve"> Como o piloto pode calcular seu multiplicador pessoal dividindo o consumo (km/l) do etanol pelo da gasolina.</w:t>
       </w:r>
     </w:p>
     <w:p>
       <w:pPr>
         <w:pStyle w:val="Heading2"/>
-        <w:bidi w:val="0"/>
         <w:spacing w:lineRule="auto" w:line="276" w:before="0" w:after="140"/>
-        <w:jc w:val="start"/>
-        <w:rPr/>
-      </w:pPr>
-      <w:r>
-        <w:rPr/>
-        <w:t>4. Fluxo de Navegação</w:t>
+        <w:rPr>
+          <w:sz w:val="24"/>
+          <w:szCs w:val="24"/>
+        </w:rPr>
+      </w:pPr>
+      <w:r>
+        <w:rPr>
+          <w:sz w:val="24"/>
+          <w:szCs w:val="24"/>
+        </w:rPr>
+        <w:t>3. Fluxo de Navegação</w:t>
       </w:r>
     </w:p>
     <w:p>
@@ -732,11 +651,9 @@
         </w:numPr>
         <w:tabs>
           <w:tab w:val="clear" w:pos="709"/>
-          <w:tab w:val="left" w:pos="709" w:leader="none"/>
-        </w:tabs>
-        <w:bidi w:val="0"/>
+          <w:tab w:val="left" w:pos="0" w:leader="none"/>
+        </w:tabs>
         <w:ind w:hanging="283" w:start="709"/>
-        <w:jc w:val="start"/>
         <w:rPr/>
       </w:pPr>
       <w:r>
@@ -747,7 +664,7 @@
       </w:r>
       <w:r>
         <w:rPr/>
-        <w:t xml:space="preserve"> Usuário acessa pelo menu inferior (ícone de bomba de combustível) ou atalho no Dashboard.</w:t>
+        <w:t xml:space="preserve"> Dashboard ➔ Botão "Calculadora Flex" no footer.</w:t>
       </w:r>
     </w:p>
     <w:p>
@@ -759,11 +676,9 @@
         </w:numPr>
         <w:tabs>
           <w:tab w:val="clear" w:pos="709"/>
-          <w:tab w:val="left" w:pos="709" w:leader="none"/>
-        </w:tabs>
-        <w:bidi w:val="0"/>
+          <w:tab w:val="left" w:pos="0" w:leader="none"/>
+        </w:tabs>
         <w:ind w:hanging="283" w:start="709"/>
-        <w:jc w:val="start"/>
         <w:rPr/>
       </w:pPr>
       <w:r>
@@ -774,7 +689,7 @@
       </w:r>
       <w:r>
         <w:rPr/>
-        <w:t xml:space="preserve"> O usuário digita o preço da gasolina exibido no totem do posto e o do álcool.</w:t>
+        <w:t xml:space="preserve"> Digitar os preços ➔ O resultado aparece em tempo real.</w:t>
       </w:r>
     </w:p>
     <w:p>
@@ -786,22 +701,30 @@
         </w:numPr>
         <w:tabs>
           <w:tab w:val="clear" w:pos="709"/>
-          <w:tab w:val="left" w:pos="709" w:leader="none"/>
-        </w:tabs>
-        <w:bidi w:val="0"/>
+          <w:tab w:val="left" w:pos="0" w:leader="none"/>
+        </w:tabs>
         <w:ind w:hanging="283" w:start="709"/>
-        <w:jc w:val="start"/>
-        <w:rPr/>
-      </w:pPr>
-      <w:r>
-        <w:rPr>
-          <w:rStyle w:val="Strong"/>
-        </w:rPr>
-        <w:t>Resultado:</w:t>
-      </w:r>
-      <w:r>
-        <w:rPr/>
-        <w:t xml:space="preserve"> O veredito aparece instantaneamente enquanto ele digita (reatividade).</w:t>
+        <w:rPr/>
+      </w:pPr>
+      <w:r>
+        <w:rPr>
+          <w:rStyle w:val="Strong"/>
+        </w:rPr>
+        <w:t>Dúvida:</w:t>
+      </w:r>
+      <w:r>
+        <w:rPr/>
+        <w:t xml:space="preserve"> Clica no ícone </w:t>
+      </w:r>
+      <w:r>
+        <w:rPr>
+          <w:rStyle w:val="Cdigo-fonte"/>
+        </w:rPr>
+        <w:t>?</w:t>
+      </w:r>
+      <w:r>
+        <w:rPr/>
+        <w:t xml:space="preserve"> ➔ Lê a explicação completa no popup.</w:t>
       </w:r>
     </w:p>
     <w:p>
@@ -813,45 +736,37 @@
         </w:numPr>
         <w:tabs>
           <w:tab w:val="clear" w:pos="709"/>
-          <w:tab w:val="left" w:pos="709" w:leader="none"/>
-        </w:tabs>
-        <w:bidi w:val="0"/>
+          <w:tab w:val="left" w:pos="0" w:leader="none"/>
+        </w:tabs>
         <w:ind w:hanging="283" w:start="709"/>
-        <w:jc w:val="start"/>
-        <w:rPr/>
-      </w:pPr>
-      <w:r>
-        <w:rPr>
-          <w:rStyle w:val="Strong"/>
-        </w:rPr>
-        <w:t>Ação Adicional:</w:t>
-      </w:r>
-      <w:r>
-        <w:rPr/>
-        <w:t xml:space="preserve"> Um botão "Anotar Abastecimento" pode levar o usuário diretamente para a tela de </w:t>
-      </w:r>
-      <w:r>
-        <w:rPr>
-          <w:rStyle w:val="Strong"/>
-        </w:rPr>
-        <w:t>Anotar Despesa</w:t>
-      </w:r>
-      <w:r>
-        <w:rPr/>
-        <w:t>, já preenchendo o valor gasto.</w:t>
+        <w:rPr/>
+      </w:pPr>
+      <w:r>
+        <w:rPr>
+          <w:rStyle w:val="Strong"/>
+        </w:rPr>
+        <w:t>Saída:</w:t>
+      </w:r>
+      <w:r>
+        <w:rPr/>
+        <w:t xml:space="preserve"> Botão "Voltar" ou ícone de fechar no modal.</w:t>
       </w:r>
     </w:p>
     <w:p>
       <w:pPr>
         <w:pStyle w:val="Heading2"/>
-        <w:bidi w:val="0"/>
         <w:spacing w:lineRule="auto" w:line="276" w:before="0" w:after="140"/>
-        <w:jc w:val="start"/>
-        <w:rPr/>
-      </w:pPr>
-      <w:r>
-        <w:rPr/>
-        <w:t>5. Dicas para Desenvolvedor (Performance)</w:t>
+        <w:rPr>
+          <w:sz w:val="24"/>
+          <w:szCs w:val="24"/>
+        </w:rPr>
+      </w:pPr>
+      <w:r>
+        <w:rPr>
+          <w:sz w:val="24"/>
+          <w:szCs w:val="24"/>
+        </w:rPr>
+        <w:t>4. Notas Técnicas</w:t>
       </w:r>
     </w:p>
     <w:p>
@@ -863,32 +778,20 @@
         </w:numPr>
         <w:tabs>
           <w:tab w:val="clear" w:pos="709"/>
-          <w:tab w:val="left" w:pos="709" w:leader="none"/>
-        </w:tabs>
-        <w:bidi w:val="0"/>
+          <w:tab w:val="left" w:pos="0" w:leader="none"/>
+        </w:tabs>
         <w:ind w:hanging="283" w:start="709"/>
-        <w:jc w:val="start"/>
-        <w:rPr/>
-      </w:pPr>
-      <w:r>
-        <w:rPr>
-          <w:rStyle w:val="Strong"/>
-        </w:rPr>
-        <w:t>Reatividade:</w:t>
-      </w:r>
-      <w:r>
-        <w:rPr/>
-        <w:t xml:space="preserve"> O cálculo deve ser feito no evento </w:t>
-      </w:r>
-      <w:r>
-        <w:rPr>
-          <w:rStyle w:val="Cdigo-fonte"/>
-        </w:rPr>
-        <w:t>onChange</w:t>
-      </w:r>
-      <w:r>
-        <w:rPr/>
-        <w:t xml:space="preserve"> dos inputs. Não deve haver um botão "Calcular"; o resultado deve "viver" na tela conforme os números mudam.</w:t>
+        <w:rPr/>
+      </w:pPr>
+      <w:r>
+        <w:rPr>
+          <w:rStyle w:val="Strong"/>
+        </w:rPr>
+        <w:t>Persistência:</w:t>
+      </w:r>
+      <w:r>
+        <w:rPr/>
+        <w:t xml:space="preserve"> Opcionalmente, salvar os últimos preços digitados para que o utilizador não precise reescrever o preço da gasolina (que varia menos) em todos os cálculos.</w:t>
       </w:r>
     </w:p>
     <w:p>
@@ -900,86 +803,20 @@
         </w:numPr>
         <w:tabs>
           <w:tab w:val="clear" w:pos="709"/>
-          <w:tab w:val="left" w:pos="709" w:leader="none"/>
-        </w:tabs>
-        <w:bidi w:val="0"/>
+          <w:tab w:val="left" w:pos="0" w:leader="none"/>
+        </w:tabs>
         <w:ind w:hanging="283" w:start="709"/>
-        <w:jc w:val="start"/>
-        <w:rPr/>
-      </w:pPr>
-      <w:r>
-        <w:rPr>
-          <w:rStyle w:val="Strong"/>
-        </w:rPr>
-        <w:t>Teclado:</w:t>
-      </w:r>
-      <w:r>
-        <w:rPr/>
-        <w:t xml:space="preserve"> Utilize </w:t>
-      </w:r>
-      <w:r>
-        <w:rPr>
-          <w:rStyle w:val="Cdigo-fonte"/>
-        </w:rPr>
-        <w:t>keyboardType="decimal-pad"</w:t>
-      </w:r>
-      <w:r>
-        <w:rPr/>
-        <w:t xml:space="preserve"> para permitir a vírgula/ponto decimal.</w:t>
-      </w:r>
-    </w:p>
-    <w:p>
-      <w:pPr>
-        <w:pStyle w:val="BodyText"/>
-        <w:numPr>
-          <w:ilvl w:val="0"/>
-          <w:numId w:val="5"/>
-        </w:numPr>
-        <w:tabs>
-          <w:tab w:val="clear" w:pos="709"/>
-          <w:tab w:val="left" w:pos="709" w:leader="none"/>
-        </w:tabs>
-        <w:bidi w:val="0"/>
-        <w:ind w:hanging="283" w:start="709"/>
-        <w:jc w:val="start"/>
-        <w:rPr/>
-      </w:pPr>
-      <w:r>
-        <w:rPr>
-          <w:rStyle w:val="Strong"/>
-        </w:rPr>
-        <w:t>Máscara de Moeda:</w:t>
-      </w:r>
-      <w:r>
-        <w:rPr/>
-        <w:t xml:space="preserve"> Use uma máscara simples para que o usuário não precise digitar a vírgula (ex: digitar 589 vira 5,89).</w:t>
-      </w:r>
-    </w:p>
-    <w:p>
-      <w:pPr>
-        <w:pStyle w:val="BodyText"/>
-        <w:numPr>
-          <w:ilvl w:val="0"/>
-          <w:numId w:val="5"/>
-        </w:numPr>
-        <w:tabs>
-          <w:tab w:val="clear" w:pos="709"/>
-          <w:tab w:val="left" w:pos="709" w:leader="none"/>
-        </w:tabs>
-        <w:bidi w:val="0"/>
-        <w:ind w:hanging="283" w:start="709"/>
-        <w:jc w:val="start"/>
-        <w:rPr/>
-      </w:pPr>
-      <w:r>
-        <w:rPr>
-          <w:rStyle w:val="Strong"/>
-        </w:rPr>
-        <w:t>Foco:</w:t>
-      </w:r>
-      <w:r>
-        <w:rPr/>
-        <w:t xml:space="preserve"> O foco inicial deve ser no campo da Gasolina (geralmente o preço que se olha primeiro no posto).</w:t>
+        <w:rPr/>
+      </w:pPr>
+      <w:r>
+        <w:rPr>
+          <w:rStyle w:val="Strong"/>
+        </w:rPr>
+        <w:t>Input Mask:</w:t>
+      </w:r>
+      <w:r>
+        <w:rPr/>
+        <w:t xml:space="preserve"> Garantir que o ponto decimal seja tratado corretamente para evitar erros de cálculo em diferentes localizações.</w:t>
       </w:r>
     </w:p>
     <w:p>
@@ -1001,6 +838,7 @@
       <w:pgNumType w:fmt="decimal"/>
       <w:formProt w:val="false"/>
       <w:textDirection w:val="lrTb"/>
+      <w:docGrid w:type="default" w:linePitch="100" w:charSpace="0"/>
     </w:sectPr>
   </w:body>
 </w:document>
@@ -1011,8 +849,8 @@
   <w:abstractNum w:abstractNumId="1">
     <w:lvl w:ilvl="0">
       <w:start w:val="1"/>
-      <w:numFmt w:val="bullet"/>
-      <w:lvlText w:val=""/>
+      <w:numFmt w:val="decimal"/>
+      <w:lvlText w:val="%1."/>
       <w:lvlJc w:val="start"/>
       <w:pPr>
         <w:tabs>
@@ -1020,9 +858,7 @@
         </w:tabs>
         <w:ind w:start="709" w:hanging="283"/>
       </w:pPr>
-      <w:rPr>
-        <w:rFonts w:ascii="Symbol" w:hAnsi="Symbol" w:cs="Symbol" w:hint="default"/>
-      </w:rPr>
+      <w:rPr/>
     </w:lvl>
     <w:lvl w:ilvl="1">
       <w:start w:val="1"/>
@@ -1678,7 +1514,6 @@
   <w:abstractNum w:abstractNumId="6">
     <w:lvl w:ilvl="0">
       <w:start w:val="1"/>
-      <w:pStyle w:val="Heading1"/>
       <w:numFmt w:val="none"/>
       <w:suff w:val="nothing"/>
       <w:lvlText w:val=""/>
@@ -1692,7 +1527,6 @@
     </w:lvl>
     <w:lvl w:ilvl="1">
       <w:start w:val="1"/>
-      <w:pStyle w:val="Heading2"/>
       <w:numFmt w:val="none"/>
       <w:suff w:val="nothing"/>
       <w:lvlText w:val=""/>
@@ -1706,7 +1540,6 @@
     </w:lvl>
     <w:lvl w:ilvl="2">
       <w:start w:val="1"/>
-      <w:pStyle w:val="Heading3"/>
       <w:numFmt w:val="none"/>
       <w:suff w:val="nothing"/>
       <w:lvlText w:val=""/>
@@ -1832,7 +1665,6 @@
     </w:rPrDefault>
     <w:pPrDefault>
       <w:pPr>
-        <w:widowControl/>
         <w:suppressAutoHyphens w:val="true"/>
       </w:pPr>
     </w:pPrDefault>
@@ -1842,7 +1674,10 @@
     <w:qFormat/>
     <w:pPr>
       <w:widowControl/>
+      <w:suppressAutoHyphens w:val="true"/>
       <w:bidi w:val="0"/>
+      <w:spacing w:before="0" w:after="0"/>
+      <w:jc w:val="start"/>
     </w:pPr>
     <w:rPr>
       <w:rFonts w:ascii="Liberation Serif" w:hAnsi="Liberation Serif" w:eastAsia="NSimSun" w:cs="Lucida Sans"/>
@@ -1855,7 +1690,7 @@
   </w:style>
   <w:style w:type="paragraph" w:styleId="Heading1">
     <w:name w:val="heading 1"/>
-    <w:basedOn w:val="Ttulo"/>
+    <w:basedOn w:val="Ttulouser"/>
     <w:next w:val="BodyText"/>
     <w:qFormat/>
     <w:pPr>
@@ -1872,7 +1707,7 @@
   </w:style>
   <w:style w:type="paragraph" w:styleId="Heading2">
     <w:name w:val="heading 2"/>
-    <w:basedOn w:val="Ttulo"/>
+    <w:basedOn w:val="Ttulouser"/>
     <w:next w:val="BodyText"/>
     <w:qFormat/>
     <w:pPr>
@@ -1889,7 +1724,7 @@
   </w:style>
   <w:style w:type="paragraph" w:styleId="Heading3">
     <w:name w:val="heading 3"/>
-    <w:basedOn w:val="Ttulo"/>
+    <w:basedOn w:val="Ttulouser"/>
     <w:next w:val="BodyText"/>
     <w:qFormat/>
     <w:pPr>
@@ -1912,6 +1747,38 @@
       <w:bCs/>
     </w:rPr>
   </w:style>
+  <w:style w:type="character" w:styleId="Marcadoresuser">
+    <w:name w:val="Marcadores (user)"/>
+    <w:qFormat/>
+    <w:rPr>
+      <w:rFonts w:ascii="OpenSymbol" w:hAnsi="OpenSymbol" w:eastAsia="OpenSymbol" w:cs="OpenSymbol"/>
+    </w:rPr>
+  </w:style>
+  <w:style w:type="character" w:styleId="Cdigo-fonteuser">
+    <w:name w:val="Código-fonte (user)"/>
+    <w:qFormat/>
+    <w:rPr>
+      <w:rFonts w:ascii="Liberation Mono" w:hAnsi="Liberation Mono" w:eastAsia="NSimSun" w:cs="Liberation Mono"/>
+    </w:rPr>
+  </w:style>
+  <w:style w:type="character" w:styleId="Smbolosdenumeraouser">
+    <w:name w:val="Símbolos de numeração (user)"/>
+    <w:qFormat/>
+    <w:rPr/>
+  </w:style>
+  <w:style w:type="character" w:styleId="Emphasis">
+    <w:name w:val="Emphasis"/>
+    <w:qFormat/>
+    <w:rPr>
+      <w:i/>
+      <w:iCs/>
+    </w:rPr>
+  </w:style>
+  <w:style w:type="character" w:styleId="Smbolosdenumerao">
+    <w:name w:val="Símbolos de numeração"/>
+    <w:qFormat/>
+    <w:rPr/>
+  </w:style>
   <w:style w:type="character" w:styleId="Marcadores">
     <w:name w:val="Marcadores"/>
     <w:qFormat/>
@@ -1924,19 +1791,6 @@
     <w:qFormat/>
     <w:rPr>
       <w:rFonts w:ascii="Liberation Mono" w:hAnsi="Liberation Mono" w:eastAsia="NSimSun" w:cs="Liberation Mono"/>
-    </w:rPr>
-  </w:style>
-  <w:style w:type="character" w:styleId="Smbolosdenumerao">
-    <w:name w:val="Símbolos de numeração"/>
-    <w:qFormat/>
-    <w:rPr/>
-  </w:style>
-  <w:style w:type="character" w:styleId="Emphasis">
-    <w:name w:val="Emphasis"/>
-    <w:qFormat/>
-    <w:rPr>
-      <w:i/>
-      <w:iCs/>
     </w:rPr>
   </w:style>
   <w:style w:type="paragraph" w:styleId="Ttulo">
@@ -1997,8 +1851,34 @@
       <w:rFonts w:cs="Lucida Sans"/>
     </w:rPr>
   </w:style>
-  <w:style w:type="paragraph" w:styleId="Textoprformatado">
-    <w:name w:val="Texto préformatado"/>
+  <w:style w:type="paragraph" w:styleId="Ttulouser">
+    <w:name w:val="Título (user)"/>
+    <w:basedOn w:val="Normal"/>
+    <w:next w:val="BodyText"/>
+    <w:qFormat/>
+    <w:pPr>
+      <w:keepNext w:val="true"/>
+      <w:spacing w:before="240" w:after="120"/>
+    </w:pPr>
+    <w:rPr>
+      <w:rFonts w:ascii="Liberation Sans" w:hAnsi="Liberation Sans" w:eastAsia="Microsoft YaHei" w:cs="Lucida Sans"/>
+      <w:sz w:val="28"/>
+      <w:szCs w:val="28"/>
+    </w:rPr>
+  </w:style>
+  <w:style w:type="paragraph" w:styleId="ndiceuser">
+    <w:name w:val="Índice (user)"/>
+    <w:basedOn w:val="Normal"/>
+    <w:qFormat/>
+    <w:pPr>
+      <w:suppressLineNumbers/>
+    </w:pPr>
+    <w:rPr>
+      <w:rFonts w:cs="Lucida Sans"/>
+    </w:rPr>
+  </w:style>
+  <w:style w:type="paragraph" w:styleId="Textoprformatadouser">
+    <w:name w:val="Texto préformatado (user)"/>
     <w:basedOn w:val="Normal"/>
     <w:qFormat/>
     <w:pPr>
